--- a/tmp/exports/report-未选择-未选择.docx
+++ b/tmp/exports/report-未选择-未选择.docx
@@ -264,7 +264,7 @@
                 <w:b w:val="0"/>
                 <w:sz w:val="21"/>
               </w:rPr>
-              <w:t>2026/6/11 14:23:22</w:t>
+              <w:t>2026/6/12 21:30:50</w:t>
             </w:r>
           </w:p>
         </w:tc>
